--- a/resources/templates/Template - Content.docx
+++ b/resources/templates/Template - Content.docx
@@ -1,6 +1,6 @@
 
 <file path=word/document.xml><?xml version="1.0" encoding="utf-8"?>
-<w:document xmlns:wpc="http://schemas.microsoft.com/office/word/2010/wordprocessingCanvas" xmlns:cx="http://schemas.microsoft.com/office/drawing/2014/chartex" xmlns:cx1="http://schemas.microsoft.com/office/drawing/2015/9/8/chartex" xmlns:cx2="http://schemas.microsoft.com/office/drawing/2015/10/21/chartex" xmlns:cx3="http://schemas.microsoft.com/office/drawing/2016/5/9/chartex" xmlns:cx4="http://schemas.microsoft.com/office/drawing/2016/5/10/chartex" xmlns:cx5="http://schemas.microsoft.com/office/drawing/2016/5/11/chartex" xmlns:cx6="http://schemas.microsoft.com/office/drawing/2016/5/12/chartex" xmlns:cx7="http://schemas.microsoft.com/office/drawing/2016/5/13/chartex" xmlns:cx8="http://schemas.microsoft.com/office/drawing/2016/5/14/chartex" xmlns:mc="http://schemas.openxmlformats.org/markup-compatibility/2006" xmlns:aink="http://schemas.microsoft.com/office/drawing/2016/ink" xmlns:am3d="http://schemas.microsoft.com/office/drawing/2017/model3d" xmlns:o="urn:schemas-microsoft-com:office:office" xmlns:oel="http://schemas.microsoft.com/office/2019/extlst" xmlns:r="http://schemas.openxmlformats.org/officeDocument/2006/relationships" xmlns:m="http://schemas.openxmlformats.org/officeDocument/2006/math" xmlns:v="urn:schemas-microsoft-com:vml" xmlns:wp14="http://schemas.microsoft.com/office/word/2010/wordprocessingDrawing" xmlns:wp="http://schemas.openxmlformats.org/drawingml/2006/wordprocessingDrawing" xmlns:w10="urn:schemas-microsoft-com:office:word" xmlns:w="http://schemas.openxmlformats.org/wordprocessingml/2006/main" xmlns:w14="http://schemas.microsoft.com/office/word/2010/wordml" xmlns:w15="http://schemas.microsoft.com/office/word/2012/wordml" xmlns:w16cex="http://schemas.microsoft.com/office/word/2018/wordml/cex" xmlns:w16cid="http://schemas.microsoft.com/office/word/2016/wordml/cid" xmlns:w16="http://schemas.microsoft.com/office/word/2018/wordml" xmlns:w16du="http://schemas.microsoft.com/office/word/2023/wordml/word16du" xmlns:w16sdtdh="http://schemas.microsoft.com/office/word/2020/wordml/sdtdatahash" xmlns:w16sdtfl="http://schemas.microsoft.com/office/word/2024/wordml/sdtformatlock" xmlns:w16se="http://schemas.microsoft.com/office/word/2015/wordml/symex" xmlns:wpg="http://schemas.microsoft.com/office/word/2010/wordprocessingGroup" xmlns:wpi="http://schemas.microsoft.com/office/word/2010/wordprocessingInk" xmlns:wne="http://schemas.microsoft.com/office/word/2006/wordml" xmlns:wps="http://schemas.microsoft.com/office/word/2010/wordprocessingShape" mc:Ignorable="w14 w15 w16se w16cid w16 w16cex w16sdtdh w16sdtfl w16du wp14">
+<w:document xmlns:wpc="http://schemas.microsoft.com/office/word/2010/wordprocessingCanvas" xmlns:mc="http://schemas.openxmlformats.org/markup-compatibility/2006" xmlns:o="urn:schemas-microsoft-com:office:office" xmlns:r="http://schemas.openxmlformats.org/officeDocument/2006/relationships" xmlns:m="http://schemas.openxmlformats.org/officeDocument/2006/math" xmlns:v="urn:schemas-microsoft-com:vml" xmlns:wp14="http://schemas.microsoft.com/office/word/2010/wordprocessingDrawing" xmlns:wp="http://schemas.openxmlformats.org/drawingml/2006/wordprocessingDrawing" xmlns:w10="urn:schemas-microsoft-com:office:word" xmlns:w="http://schemas.openxmlformats.org/wordprocessingml/2006/main" xmlns:w14="http://schemas.microsoft.com/office/word/2010/wordml" xmlns:w15="http://schemas.microsoft.com/office/word/2012/wordml" xmlns:wpg="http://schemas.microsoft.com/office/word/2010/wordprocessingGroup" xmlns:wpi="http://schemas.microsoft.com/office/word/2010/wordprocessingInk" xmlns:wne="http://schemas.microsoft.com/office/word/2006/wordml" xmlns:wps="http://schemas.microsoft.com/office/word/2010/wordprocessingShape" mc:Ignorable="w14 w15 wp14">
   <w:body>
     <w:p>
       <w:pPr>
@@ -13,24 +13,20 @@
       <w:bookmarkEnd w:id="0"/>
     </w:p>
     <w:p>
-      <w:r>
-        <w:t xml:space="preserve">© &lt;Year of Report submission&gt; </w:t>
-      </w:r>
-      <w:proofErr w:type="spellStart"/>
-      <w:r>
-        <w:t>Universiti</w:t>
-      </w:r>
-      <w:proofErr w:type="spellEnd"/>
-      <w:r>
-        <w:t xml:space="preserve"> Telekom </w:t>
-      </w:r>
-      <w:proofErr w:type="spellStart"/>
-      <w:r>
-        <w:t>Sdn</w:t>
-      </w:r>
-      <w:proofErr w:type="spellEnd"/>
-      <w:r>
-        <w:t>. Bhd. ALL RIGHTS RESERVED.</w:t>
+      <w:pPr>
+        <w:jc w:val="center"/>
+      </w:pPr>
+      <w:r>
+        <w:br/>
+      </w:r>
+      <w:r>
+        <w:t xml:space="preserve">© </w:t>
+      </w:r>
+      <w:r>
+        <w:t>2026</w:t>
+      </w:r>
+      <w:r>
+        <w:t xml:space="preserve"> Universiti Telekom Sdn. Bhd. ALL RIGHTS RESERVED.</w:t>
       </w:r>
     </w:p>
     <w:p/>
@@ -40,47 +36,7 @@
         <w:jc w:val="both"/>
       </w:pPr>
       <w:r>
-        <w:t xml:space="preserve">Copyright of this report belongs to </w:t>
-      </w:r>
-      <w:proofErr w:type="spellStart"/>
-      <w:r>
-        <w:t>Universiti</w:t>
-      </w:r>
-      <w:proofErr w:type="spellEnd"/>
-      <w:r>
-        <w:t xml:space="preserve"> Telekom </w:t>
-      </w:r>
-      <w:proofErr w:type="spellStart"/>
-      <w:r>
-        <w:t>Sdn</w:t>
-      </w:r>
-      <w:proofErr w:type="spellEnd"/>
-      <w:r>
-        <w:t xml:space="preserve">.  Bhd.  as qualified by Regulation 7.2 (c) of the Multimedia University Intellectual Property and </w:t>
-      </w:r>
-      <w:proofErr w:type="spellStart"/>
-      <w:r>
-        <w:t>Commercialisation</w:t>
-      </w:r>
-      <w:proofErr w:type="spellEnd"/>
-      <w:r>
-        <w:t xml:space="preserve"> Policy. No part of this publication may be reproduced, stored in or introduced into a retrieval system, or transmitted in any form or by any means (electronic, mechanical, photocopying, recording, or otherwise), or for any purpose, without the express written permission of </w:t>
-      </w:r>
-      <w:proofErr w:type="spellStart"/>
-      <w:r>
-        <w:t>Universiti</w:t>
-      </w:r>
-      <w:proofErr w:type="spellEnd"/>
-      <w:r>
-        <w:t xml:space="preserve"> Telekom </w:t>
-      </w:r>
-      <w:proofErr w:type="spellStart"/>
-      <w:r>
-        <w:t>Sdn</w:t>
-      </w:r>
-      <w:proofErr w:type="spellEnd"/>
-      <w:r>
-        <w:t>. Bhd. Due acknowledgement shall always be made of the use of any material contained in, or derived from, this report.</w:t>
+        <w:t>Copyright of this report belongs to Universiti Telekom Sdn.  Bhd.  as qualified by Regulation 7.2 (c) of the Multimedia University Intellectual Property and Commercialisation Policy. No part of this publication may be reproduced, stored in or introduced into a retrieval system, or transmitted in any form or by any means (electronic, mechanical, photocopying, recording, or otherwise), or for any purpose, without the express written permission of Universiti Telekom Sdn. Bhd. Due acknowledgement shall always be made of the use of any material contained in, or derived from, this report.</w:t>
       </w:r>
     </w:p>
     <w:p>
@@ -160,6 +116,7 @@
           <w:lang w:val="en-GB"/>
         </w:rPr>
       </w:pPr>
+      <w:bookmarkStart w:id="2" w:name="_GoBack"/>
       <w:r>
         <w:rPr>
           <w:lang w:val="en-GB"/>
@@ -998,6 +955,7 @@
         <w:t>.</w:t>
       </w:r>
     </w:p>
+    <w:bookmarkEnd w:id="2"/>
     <w:p>
       <w:pPr>
         <w:spacing w:line="100" w:lineRule="exact"/>
@@ -1067,6 +1025,20 @@
           <w:lang w:val="en-GB"/>
         </w:rPr>
         <w:t>of candidate:</w:t>
+      </w:r>
+      <w:r>
+        <w:rPr>
+          <w:iCs/>
+          <w:lang w:val="en-GB"/>
+        </w:rPr>
+        <w:t xml:space="preserve"> </w:t>
+      </w:r>
+      <w:r>
+        <w:rPr>
+          <w:iCs/>
+          <w:lang w:val="en-GB"/>
+        </w:rPr>
+        <w:t>AL-SALOUL, ASHRAF ALI HUSSEIN</w:t>
       </w:r>
     </w:p>
     <w:p>
@@ -1324,12 +1296,11 @@
       <w:pPr>
         <w:pStyle w:val="Heading1"/>
       </w:pPr>
-      <w:bookmarkStart w:id="2" w:name="_Toc183420736"/>
-      <w:r>
-        <w:lastRenderedPageBreak/>
+      <w:bookmarkStart w:id="3" w:name="_Toc183420736"/>
+      <w:r>
         <w:t>Acknowledgements</w:t>
       </w:r>
-      <w:bookmarkEnd w:id="2"/>
+      <w:bookmarkEnd w:id="3"/>
     </w:p>
     <w:p>
       <w:pPr>
@@ -1355,12 +1326,11 @@
       <w:pPr>
         <w:pStyle w:val="Heading1"/>
       </w:pPr>
-      <w:bookmarkStart w:id="3" w:name="_Toc183420737"/>
-      <w:r>
-        <w:lastRenderedPageBreak/>
+      <w:bookmarkStart w:id="4" w:name="_Toc183420737"/>
+      <w:r>
         <w:t>Abstract</w:t>
       </w:r>
-      <w:bookmarkEnd w:id="3"/>
+      <w:bookmarkEnd w:id="4"/>
     </w:p>
     <w:p>
       <w:pPr>
@@ -1386,12 +1356,11 @@
       <w:pPr>
         <w:pStyle w:val="Heading1"/>
       </w:pPr>
-      <w:bookmarkStart w:id="4" w:name="_Toc183420738"/>
-      <w:r>
-        <w:lastRenderedPageBreak/>
+      <w:bookmarkStart w:id="5" w:name="_Toc183420738"/>
+      <w:r>
         <w:t>Table of Contents</w:t>
       </w:r>
-      <w:bookmarkEnd w:id="4"/>
+      <w:bookmarkEnd w:id="5"/>
     </w:p>
     <w:p>
       <w:pPr>
@@ -2968,12 +2937,11 @@
       <w:pPr>
         <w:pStyle w:val="Heading1"/>
       </w:pPr>
-      <w:bookmarkStart w:id="5" w:name="_Toc183420739"/>
-      <w:r>
-        <w:lastRenderedPageBreak/>
+      <w:bookmarkStart w:id="6" w:name="_Toc183420739"/>
+      <w:r>
         <w:t>List of Tables</w:t>
       </w:r>
-      <w:bookmarkEnd w:id="5"/>
+      <w:bookmarkEnd w:id="6"/>
     </w:p>
     <w:p>
       <w:pPr>
@@ -2992,12 +2960,11 @@
       <w:pPr>
         <w:pStyle w:val="Heading1"/>
       </w:pPr>
-      <w:bookmarkStart w:id="6" w:name="_Toc183420740"/>
-      <w:r>
-        <w:lastRenderedPageBreak/>
+      <w:bookmarkStart w:id="7" w:name="_Toc183420740"/>
+      <w:r>
         <w:t>List of Figures</w:t>
       </w:r>
-      <w:bookmarkEnd w:id="6"/>
+      <w:bookmarkEnd w:id="7"/>
     </w:p>
     <w:p>
       <w:pPr>
@@ -3022,12 +2989,11 @@
       <w:pPr>
         <w:pStyle w:val="Heading1"/>
       </w:pPr>
-      <w:bookmarkStart w:id="7" w:name="_Toc183420741"/>
-      <w:r>
-        <w:lastRenderedPageBreak/>
+      <w:bookmarkStart w:id="8" w:name="_Toc183420741"/>
+      <w:r>
         <w:t>List of Abbreviations/Symbols</w:t>
       </w:r>
-      <w:bookmarkEnd w:id="7"/>
+      <w:bookmarkEnd w:id="8"/>
     </w:p>
     <w:p>
       <w:pPr>
@@ -3052,12 +3018,11 @@
       <w:pPr>
         <w:pStyle w:val="Heading1"/>
       </w:pPr>
-      <w:bookmarkStart w:id="8" w:name="_Toc183420742"/>
-      <w:r>
-        <w:lastRenderedPageBreak/>
+      <w:bookmarkStart w:id="9" w:name="_Toc183420742"/>
+      <w:r>
         <w:t>List of Appendices</w:t>
       </w:r>
-      <w:bookmarkEnd w:id="8"/>
+      <w:bookmarkEnd w:id="9"/>
     </w:p>
     <w:p>
       <w:pPr>
@@ -3075,26 +3040,25 @@
         <w:pStyle w:val="Heading1"/>
         <w:spacing w:line="360" w:lineRule="auto"/>
       </w:pPr>
-      <w:bookmarkStart w:id="9" w:name="_Toc183420743"/>
-      <w:r>
-        <w:lastRenderedPageBreak/>
+      <w:bookmarkStart w:id="10" w:name="_Toc183420743"/>
+      <w:r>
         <w:t>Chapter 1</w:t>
       </w:r>
       <w:r>
         <w:t>: Introduction</w:t>
       </w:r>
-      <w:bookmarkEnd w:id="9"/>
+      <w:bookmarkEnd w:id="10"/>
     </w:p>
     <w:p>
       <w:pPr>
         <w:pStyle w:val="Heading2"/>
         <w:spacing w:line="360" w:lineRule="auto"/>
       </w:pPr>
-      <w:bookmarkStart w:id="10" w:name="_Toc183420744"/>
+      <w:bookmarkStart w:id="11" w:name="_Toc183420744"/>
       <w:r>
         <w:t>Overview</w:t>
       </w:r>
-      <w:bookmarkEnd w:id="10"/>
+      <w:bookmarkEnd w:id="11"/>
     </w:p>
     <w:p>
       <w:pPr>
@@ -3107,11 +3071,11 @@
         <w:pStyle w:val="Heading2"/>
         <w:spacing w:line="360" w:lineRule="auto"/>
       </w:pPr>
-      <w:bookmarkStart w:id="11" w:name="_Toc183420745"/>
+      <w:bookmarkStart w:id="12" w:name="_Toc183420745"/>
       <w:r>
         <w:t>Problem Statement</w:t>
       </w:r>
-      <w:bookmarkEnd w:id="11"/>
+      <w:bookmarkEnd w:id="12"/>
     </w:p>
     <w:p>
       <w:pPr>
@@ -3124,11 +3088,11 @@
         <w:pStyle w:val="Heading2"/>
         <w:spacing w:line="360" w:lineRule="auto"/>
       </w:pPr>
-      <w:bookmarkStart w:id="12" w:name="_Toc183420746"/>
+      <w:bookmarkStart w:id="13" w:name="_Toc183420746"/>
       <w:r>
         <w:t>Objectives</w:t>
       </w:r>
-      <w:bookmarkEnd w:id="12"/>
+      <w:bookmarkEnd w:id="13"/>
     </w:p>
     <w:p>
       <w:pPr>
@@ -3196,12 +3160,11 @@
         <w:pStyle w:val="Heading1"/>
         <w:spacing w:line="360" w:lineRule="auto"/>
       </w:pPr>
-      <w:bookmarkStart w:id="13" w:name="_Toc183420747"/>
-      <w:r>
-        <w:lastRenderedPageBreak/>
+      <w:bookmarkStart w:id="14" w:name="_Toc183420747"/>
+      <w:r>
         <w:t>Chapter 2: Literature Review</w:t>
       </w:r>
-      <w:bookmarkEnd w:id="13"/>
+      <w:bookmarkEnd w:id="14"/>
     </w:p>
     <w:p>
       <w:pPr>
@@ -3213,11 +3176,11 @@
         <w:spacing w:line="360" w:lineRule="auto"/>
         <w:ind w:left="426" w:hanging="425"/>
       </w:pPr>
-      <w:bookmarkStart w:id="14" w:name="_Toc183420748"/>
+      <w:bookmarkStart w:id="15" w:name="_Toc183420748"/>
       <w:r>
         <w:t>Overview</w:t>
       </w:r>
-      <w:bookmarkEnd w:id="14"/>
+      <w:bookmarkEnd w:id="15"/>
     </w:p>
     <w:p>
       <w:pPr>
@@ -3235,11 +3198,11 @@
         <w:spacing w:line="360" w:lineRule="auto"/>
         <w:ind w:left="426" w:hanging="425"/>
       </w:pPr>
-      <w:bookmarkStart w:id="15" w:name="_Toc183420749"/>
+      <w:bookmarkStart w:id="16" w:name="_Toc183420749"/>
       <w:r>
         <w:t>Heading</w:t>
       </w:r>
-      <w:bookmarkEnd w:id="15"/>
+      <w:bookmarkEnd w:id="16"/>
     </w:p>
     <w:p>
       <w:pPr>
@@ -3257,14 +3220,14 @@
         <w:spacing w:line="360" w:lineRule="auto"/>
         <w:ind w:left="1"/>
       </w:pPr>
-      <w:bookmarkStart w:id="16" w:name="_Toc183420750"/>
+      <w:bookmarkStart w:id="17" w:name="_Toc183420750"/>
       <w:r>
         <w:t xml:space="preserve">2.2.1 </w:t>
       </w:r>
       <w:r>
         <w:t>Sub-heading</w:t>
       </w:r>
-      <w:bookmarkEnd w:id="16"/>
+      <w:bookmarkEnd w:id="17"/>
     </w:p>
     <w:p>
       <w:pPr>
@@ -3282,11 +3245,11 @@
         <w:spacing w:line="360" w:lineRule="auto"/>
         <w:ind w:left="426" w:hanging="425"/>
       </w:pPr>
-      <w:bookmarkStart w:id="17" w:name="_Toc183420751"/>
+      <w:bookmarkStart w:id="18" w:name="_Toc183420751"/>
       <w:r>
         <w:t>Sub-heading</w:t>
       </w:r>
-      <w:bookmarkEnd w:id="17"/>
+      <w:bookmarkEnd w:id="18"/>
     </w:p>
     <w:p>
       <w:pPr>
@@ -3314,12 +3277,11 @@
       <w:pPr>
         <w:pStyle w:val="Heading1"/>
       </w:pPr>
-      <w:bookmarkStart w:id="18" w:name="_Toc183420752"/>
-      <w:r>
-        <w:lastRenderedPageBreak/>
+      <w:bookmarkStart w:id="19" w:name="_Toc183420752"/>
+      <w:r>
         <w:t>References</w:t>
       </w:r>
-      <w:bookmarkEnd w:id="18"/>
+      <w:bookmarkEnd w:id="19"/>
     </w:p>
     <w:p>
       <w:pPr>
@@ -3336,12 +3298,11 @@
       <w:pPr>
         <w:pStyle w:val="Heading1"/>
       </w:pPr>
-      <w:bookmarkStart w:id="19" w:name="_Toc183420753"/>
-      <w:r>
-        <w:lastRenderedPageBreak/>
+      <w:bookmarkStart w:id="20" w:name="_Toc183420753"/>
+      <w:r>
         <w:t>Appendix A</w:t>
       </w:r>
-      <w:bookmarkEnd w:id="19"/>
+      <w:bookmarkEnd w:id="20"/>
     </w:p>
     <w:p/>
     <w:sectPr>
@@ -3356,7 +3317,7 @@
 </file>
 
 <file path=word/endnotes.xml><?xml version="1.0" encoding="utf-8"?>
-<w:endnotes xmlns:wpc="http://schemas.microsoft.com/office/word/2010/wordprocessingCanvas" xmlns:cx="http://schemas.microsoft.com/office/drawing/2014/chartex" xmlns:cx1="http://schemas.microsoft.com/office/drawing/2015/9/8/chartex" xmlns:cx2="http://schemas.microsoft.com/office/drawing/2015/10/21/chartex" xmlns:cx3="http://schemas.microsoft.com/office/drawing/2016/5/9/chartex" xmlns:cx4="http://schemas.microsoft.com/office/drawing/2016/5/10/chartex" xmlns:cx5="http://schemas.microsoft.com/office/drawing/2016/5/11/chartex" xmlns:cx6="http://schemas.microsoft.com/office/drawing/2016/5/12/chartex" xmlns:cx7="http://schemas.microsoft.com/office/drawing/2016/5/13/chartex" xmlns:cx8="http://schemas.microsoft.com/office/drawing/2016/5/14/chartex" xmlns:mc="http://schemas.openxmlformats.org/markup-compatibility/2006" xmlns:aink="http://schemas.microsoft.com/office/drawing/2016/ink" xmlns:am3d="http://schemas.microsoft.com/office/drawing/2017/model3d" xmlns:o="urn:schemas-microsoft-com:office:office" xmlns:oel="http://schemas.microsoft.com/office/2019/extlst" xmlns:r="http://schemas.openxmlformats.org/officeDocument/2006/relationships" xmlns:m="http://schemas.openxmlformats.org/officeDocument/2006/math" xmlns:v="urn:schemas-microsoft-com:vml" xmlns:wp14="http://schemas.microsoft.com/office/word/2010/wordprocessingDrawing" xmlns:wp="http://schemas.openxmlformats.org/drawingml/2006/wordprocessingDrawing" xmlns:w10="urn:schemas-microsoft-com:office:word" xmlns:w="http://schemas.openxmlformats.org/wordprocessingml/2006/main" xmlns:w14="http://schemas.microsoft.com/office/word/2010/wordml" xmlns:w15="http://schemas.microsoft.com/office/word/2012/wordml" xmlns:w16cex="http://schemas.microsoft.com/office/word/2018/wordml/cex" xmlns:w16cid="http://schemas.microsoft.com/office/word/2016/wordml/cid" xmlns:w16="http://schemas.microsoft.com/office/word/2018/wordml" xmlns:w16du="http://schemas.microsoft.com/office/word/2023/wordml/word16du" xmlns:w16sdtdh="http://schemas.microsoft.com/office/word/2020/wordml/sdtdatahash" xmlns:w16sdtfl="http://schemas.microsoft.com/office/word/2024/wordml/sdtformatlock" xmlns:w16se="http://schemas.microsoft.com/office/word/2015/wordml/symex" xmlns:wpg="http://schemas.microsoft.com/office/word/2010/wordprocessingGroup" xmlns:wpi="http://schemas.microsoft.com/office/word/2010/wordprocessingInk" xmlns:wne="http://schemas.microsoft.com/office/word/2006/wordml" xmlns:wps="http://schemas.microsoft.com/office/word/2010/wordprocessingShape" mc:Ignorable="w14 w15 w16se w16cid w16 w16cex w16sdtdh w16sdtfl w16du wp14">
+<w:endnotes xmlns:wpc="http://schemas.microsoft.com/office/word/2010/wordprocessingCanvas" xmlns:mc="http://schemas.openxmlformats.org/markup-compatibility/2006" xmlns:o="urn:schemas-microsoft-com:office:office" xmlns:r="http://schemas.openxmlformats.org/officeDocument/2006/relationships" xmlns:m="http://schemas.openxmlformats.org/officeDocument/2006/math" xmlns:v="urn:schemas-microsoft-com:vml" xmlns:wp14="http://schemas.microsoft.com/office/word/2010/wordprocessingDrawing" xmlns:wp="http://schemas.openxmlformats.org/drawingml/2006/wordprocessingDrawing" xmlns:w10="urn:schemas-microsoft-com:office:word" xmlns:w="http://schemas.openxmlformats.org/wordprocessingml/2006/main" xmlns:w14="http://schemas.microsoft.com/office/word/2010/wordml" xmlns:w15="http://schemas.microsoft.com/office/word/2012/wordml" xmlns:wpg="http://schemas.microsoft.com/office/word/2010/wordprocessingGroup" xmlns:wpi="http://schemas.microsoft.com/office/word/2010/wordprocessingInk" xmlns:wne="http://schemas.microsoft.com/office/word/2006/wordml" xmlns:wps="http://schemas.microsoft.com/office/word/2010/wordprocessingShape" mc:Ignorable="w14 w15 wp14">
   <w:endnote w:type="separator" w:id="-1">
     <w:p>
       <w:pPr>
@@ -3381,7 +3342,7 @@
 </file>
 
 <file path=word/footer1.xml><?xml version="1.0" encoding="utf-8"?>
-<w:ftr xmlns:wpc="http://schemas.microsoft.com/office/word/2010/wordprocessingCanvas" xmlns:cx="http://schemas.microsoft.com/office/drawing/2014/chartex" xmlns:cx1="http://schemas.microsoft.com/office/drawing/2015/9/8/chartex" xmlns:cx2="http://schemas.microsoft.com/office/drawing/2015/10/21/chartex" xmlns:cx3="http://schemas.microsoft.com/office/drawing/2016/5/9/chartex" xmlns:cx4="http://schemas.microsoft.com/office/drawing/2016/5/10/chartex" xmlns:cx5="http://schemas.microsoft.com/office/drawing/2016/5/11/chartex" xmlns:cx6="http://schemas.microsoft.com/office/drawing/2016/5/12/chartex" xmlns:cx7="http://schemas.microsoft.com/office/drawing/2016/5/13/chartex" xmlns:cx8="http://schemas.microsoft.com/office/drawing/2016/5/14/chartex" xmlns:mc="http://schemas.openxmlformats.org/markup-compatibility/2006" xmlns:aink="http://schemas.microsoft.com/office/drawing/2016/ink" xmlns:am3d="http://schemas.microsoft.com/office/drawing/2017/model3d" xmlns:o="urn:schemas-microsoft-com:office:office" xmlns:oel="http://schemas.microsoft.com/office/2019/extlst" xmlns:r="http://schemas.openxmlformats.org/officeDocument/2006/relationships" xmlns:m="http://schemas.openxmlformats.org/officeDocument/2006/math" xmlns:v="urn:schemas-microsoft-com:vml" xmlns:wp14="http://schemas.microsoft.com/office/word/2010/wordprocessingDrawing" xmlns:wp="http://schemas.openxmlformats.org/drawingml/2006/wordprocessingDrawing" xmlns:w10="urn:schemas-microsoft-com:office:word" xmlns:w="http://schemas.openxmlformats.org/wordprocessingml/2006/main" xmlns:w14="http://schemas.microsoft.com/office/word/2010/wordml" xmlns:w15="http://schemas.microsoft.com/office/word/2012/wordml" xmlns:w16cex="http://schemas.microsoft.com/office/word/2018/wordml/cex" xmlns:w16cid="http://schemas.microsoft.com/office/word/2016/wordml/cid" xmlns:w16="http://schemas.microsoft.com/office/word/2018/wordml" xmlns:w16du="http://schemas.microsoft.com/office/word/2023/wordml/word16du" xmlns:w16sdtdh="http://schemas.microsoft.com/office/word/2020/wordml/sdtdatahash" xmlns:w16sdtfl="http://schemas.microsoft.com/office/word/2024/wordml/sdtformatlock" xmlns:w16se="http://schemas.microsoft.com/office/word/2015/wordml/symex" xmlns:wpg="http://schemas.microsoft.com/office/word/2010/wordprocessingGroup" xmlns:wpi="http://schemas.microsoft.com/office/word/2010/wordprocessingInk" xmlns:wne="http://schemas.microsoft.com/office/word/2006/wordml" xmlns:wps="http://schemas.microsoft.com/office/word/2010/wordprocessingShape" mc:Ignorable="w14 w15 w16se w16cid w16 w16cex w16sdtdh w16sdtfl w16du wp14">
+<w:ftr xmlns:wpc="http://schemas.microsoft.com/office/word/2010/wordprocessingCanvas" xmlns:mc="http://schemas.openxmlformats.org/markup-compatibility/2006" xmlns:o="urn:schemas-microsoft-com:office:office" xmlns:r="http://schemas.openxmlformats.org/officeDocument/2006/relationships" xmlns:m="http://schemas.openxmlformats.org/officeDocument/2006/math" xmlns:v="urn:schemas-microsoft-com:vml" xmlns:wp14="http://schemas.microsoft.com/office/word/2010/wordprocessingDrawing" xmlns:wp="http://schemas.openxmlformats.org/drawingml/2006/wordprocessingDrawing" xmlns:w10="urn:schemas-microsoft-com:office:word" xmlns:w="http://schemas.openxmlformats.org/wordprocessingml/2006/main" xmlns:w14="http://schemas.microsoft.com/office/word/2010/wordml" xmlns:w15="http://schemas.microsoft.com/office/word/2012/wordml" xmlns:wpg="http://schemas.microsoft.com/office/word/2010/wordprocessingGroup" xmlns:wpi="http://schemas.microsoft.com/office/word/2010/wordprocessingInk" xmlns:wne="http://schemas.microsoft.com/office/word/2006/wordml" xmlns:wps="http://schemas.microsoft.com/office/word/2010/wordprocessingShape" mc:Ignorable="w14 w15 wp14">
   <w:p>
     <w:pPr>
       <w:pStyle w:val="Footer"/>
@@ -3437,7 +3398,7 @@
 </file>
 
 <file path=word/footnotes.xml><?xml version="1.0" encoding="utf-8"?>
-<w:footnotes xmlns:wpc="http://schemas.microsoft.com/office/word/2010/wordprocessingCanvas" xmlns:cx="http://schemas.microsoft.com/office/drawing/2014/chartex" xmlns:cx1="http://schemas.microsoft.com/office/drawing/2015/9/8/chartex" xmlns:cx2="http://schemas.microsoft.com/office/drawing/2015/10/21/chartex" xmlns:cx3="http://schemas.microsoft.com/office/drawing/2016/5/9/chartex" xmlns:cx4="http://schemas.microsoft.com/office/drawing/2016/5/10/chartex" xmlns:cx5="http://schemas.microsoft.com/office/drawing/2016/5/11/chartex" xmlns:cx6="http://schemas.microsoft.com/office/drawing/2016/5/12/chartex" xmlns:cx7="http://schemas.microsoft.com/office/drawing/2016/5/13/chartex" xmlns:cx8="http://schemas.microsoft.com/office/drawing/2016/5/14/chartex" xmlns:mc="http://schemas.openxmlformats.org/markup-compatibility/2006" xmlns:aink="http://schemas.microsoft.com/office/drawing/2016/ink" xmlns:am3d="http://schemas.microsoft.com/office/drawing/2017/model3d" xmlns:o="urn:schemas-microsoft-com:office:office" xmlns:oel="http://schemas.microsoft.com/office/2019/extlst" xmlns:r="http://schemas.openxmlformats.org/officeDocument/2006/relationships" xmlns:m="http://schemas.openxmlformats.org/officeDocument/2006/math" xmlns:v="urn:schemas-microsoft-com:vml" xmlns:wp14="http://schemas.microsoft.com/office/word/2010/wordprocessingDrawing" xmlns:wp="http://schemas.openxmlformats.org/drawingml/2006/wordprocessingDrawing" xmlns:w10="urn:schemas-microsoft-com:office:word" xmlns:w="http://schemas.openxmlformats.org/wordprocessingml/2006/main" xmlns:w14="http://schemas.microsoft.com/office/word/2010/wordml" xmlns:w15="http://schemas.microsoft.com/office/word/2012/wordml" xmlns:w16cex="http://schemas.microsoft.com/office/word/2018/wordml/cex" xmlns:w16cid="http://schemas.microsoft.com/office/word/2016/wordml/cid" xmlns:w16="http://schemas.microsoft.com/office/word/2018/wordml" xmlns:w16du="http://schemas.microsoft.com/office/word/2023/wordml/word16du" xmlns:w16sdtdh="http://schemas.microsoft.com/office/word/2020/wordml/sdtdatahash" xmlns:w16sdtfl="http://schemas.microsoft.com/office/word/2024/wordml/sdtformatlock" xmlns:w16se="http://schemas.microsoft.com/office/word/2015/wordml/symex" xmlns:wpg="http://schemas.microsoft.com/office/word/2010/wordprocessingGroup" xmlns:wpi="http://schemas.microsoft.com/office/word/2010/wordprocessingInk" xmlns:wne="http://schemas.microsoft.com/office/word/2006/wordml" xmlns:wps="http://schemas.microsoft.com/office/word/2010/wordprocessingShape" mc:Ignorable="w14 w15 w16se w16cid w16 w16cex w16sdtdh w16sdtfl w16du wp14">
+<w:footnotes xmlns:wpc="http://schemas.microsoft.com/office/word/2010/wordprocessingCanvas" xmlns:mc="http://schemas.openxmlformats.org/markup-compatibility/2006" xmlns:o="urn:schemas-microsoft-com:office:office" xmlns:r="http://schemas.openxmlformats.org/officeDocument/2006/relationships" xmlns:m="http://schemas.openxmlformats.org/officeDocument/2006/math" xmlns:v="urn:schemas-microsoft-com:vml" xmlns:wp14="http://schemas.microsoft.com/office/word/2010/wordprocessingDrawing" xmlns:wp="http://schemas.openxmlformats.org/drawingml/2006/wordprocessingDrawing" xmlns:w10="urn:schemas-microsoft-com:office:word" xmlns:w="http://schemas.openxmlformats.org/wordprocessingml/2006/main" xmlns:w14="http://schemas.microsoft.com/office/word/2010/wordml" xmlns:w15="http://schemas.microsoft.com/office/word/2012/wordml" xmlns:wpg="http://schemas.microsoft.com/office/word/2010/wordprocessingGroup" xmlns:wpi="http://schemas.microsoft.com/office/word/2010/wordprocessingInk" xmlns:wne="http://schemas.microsoft.com/office/word/2006/wordml" xmlns:wps="http://schemas.microsoft.com/office/word/2010/wordprocessingShape" mc:Ignorable="w14 w15 wp14">
   <w:footnote w:type="separator" w:id="-1">
     <w:p>
       <w:pPr>
@@ -3462,7 +3423,7 @@
 </file>
 
 <file path=word/header1.xml><?xml version="1.0" encoding="utf-8"?>
-<w:hdr xmlns:wpc="http://schemas.microsoft.com/office/word/2010/wordprocessingCanvas" xmlns:cx="http://schemas.microsoft.com/office/drawing/2014/chartex" xmlns:cx1="http://schemas.microsoft.com/office/drawing/2015/9/8/chartex" xmlns:cx2="http://schemas.microsoft.com/office/drawing/2015/10/21/chartex" xmlns:cx3="http://schemas.microsoft.com/office/drawing/2016/5/9/chartex" xmlns:cx4="http://schemas.microsoft.com/office/drawing/2016/5/10/chartex" xmlns:cx5="http://schemas.microsoft.com/office/drawing/2016/5/11/chartex" xmlns:cx6="http://schemas.microsoft.com/office/drawing/2016/5/12/chartex" xmlns:cx7="http://schemas.microsoft.com/office/drawing/2016/5/13/chartex" xmlns:cx8="http://schemas.microsoft.com/office/drawing/2016/5/14/chartex" xmlns:mc="http://schemas.openxmlformats.org/markup-compatibility/2006" xmlns:aink="http://schemas.microsoft.com/office/drawing/2016/ink" xmlns:am3d="http://schemas.microsoft.com/office/drawing/2017/model3d" xmlns:o="urn:schemas-microsoft-com:office:office" xmlns:oel="http://schemas.microsoft.com/office/2019/extlst" xmlns:r="http://schemas.openxmlformats.org/officeDocument/2006/relationships" xmlns:m="http://schemas.openxmlformats.org/officeDocument/2006/math" xmlns:v="urn:schemas-microsoft-com:vml" xmlns:wp14="http://schemas.microsoft.com/office/word/2010/wordprocessingDrawing" xmlns:wp="http://schemas.openxmlformats.org/drawingml/2006/wordprocessingDrawing" xmlns:w10="urn:schemas-microsoft-com:office:word" xmlns:w="http://schemas.openxmlformats.org/wordprocessingml/2006/main" xmlns:w14="http://schemas.microsoft.com/office/word/2010/wordml" xmlns:w15="http://schemas.microsoft.com/office/word/2012/wordml" xmlns:w16cex="http://schemas.microsoft.com/office/word/2018/wordml/cex" xmlns:w16cid="http://schemas.microsoft.com/office/word/2016/wordml/cid" xmlns:w16="http://schemas.microsoft.com/office/word/2018/wordml" xmlns:w16du="http://schemas.microsoft.com/office/word/2023/wordml/word16du" xmlns:w16sdtdh="http://schemas.microsoft.com/office/word/2020/wordml/sdtdatahash" xmlns:w16sdtfl="http://schemas.microsoft.com/office/word/2024/wordml/sdtformatlock" xmlns:w16se="http://schemas.microsoft.com/office/word/2015/wordml/symex" xmlns:wpg="http://schemas.microsoft.com/office/word/2010/wordprocessingGroup" xmlns:wpi="http://schemas.microsoft.com/office/word/2010/wordprocessingInk" xmlns:wne="http://schemas.microsoft.com/office/word/2006/wordml" xmlns:wps="http://schemas.microsoft.com/office/word/2010/wordprocessingShape" mc:Ignorable="w14 w15 w16se w16cid w16 w16cex w16sdtdh w16sdtfl w16du wp14">
+<w:hdr xmlns:wpc="http://schemas.microsoft.com/office/word/2010/wordprocessingCanvas" xmlns:mc="http://schemas.openxmlformats.org/markup-compatibility/2006" xmlns:o="urn:schemas-microsoft-com:office:office" xmlns:r="http://schemas.openxmlformats.org/officeDocument/2006/relationships" xmlns:m="http://schemas.openxmlformats.org/officeDocument/2006/math" xmlns:v="urn:schemas-microsoft-com:vml" xmlns:wp14="http://schemas.microsoft.com/office/word/2010/wordprocessingDrawing" xmlns:wp="http://schemas.openxmlformats.org/drawingml/2006/wordprocessingDrawing" xmlns:w10="urn:schemas-microsoft-com:office:word" xmlns:w="http://schemas.openxmlformats.org/wordprocessingml/2006/main" xmlns:w14="http://schemas.microsoft.com/office/word/2010/wordml" xmlns:w15="http://schemas.microsoft.com/office/word/2012/wordml" xmlns:wpg="http://schemas.microsoft.com/office/word/2010/wordprocessingGroup" xmlns:wpi="http://schemas.microsoft.com/office/word/2010/wordprocessingInk" xmlns:wne="http://schemas.microsoft.com/office/word/2006/wordml" xmlns:wps="http://schemas.microsoft.com/office/word/2010/wordprocessingShape" mc:Ignorable="w14 w15 wp14">
   <w:p>
     <w:pPr>
       <w:pStyle w:val="Header"/>
@@ -3508,9 +3469,10 @@
     <w:r>
       <w:rPr>
         <w:rStyle w:val="PageNumber"/>
+        <w:noProof/>
         <w:sz w:val="20"/>
       </w:rPr>
-      <w:t>i</w:t>
+      <w:t>iii</w:t>
     </w:r>
     <w:r>
       <w:rPr>
@@ -3539,13 +3501,21 @@
   <w:p>
     <w:pPr>
       <w:pStyle w:val="Header"/>
+      <w:tabs>
+        <w:tab w:val="clear" w:pos="4680"/>
+        <w:tab w:val="clear" w:pos="9360"/>
+        <w:tab w:val="left" w:pos="978"/>
+      </w:tabs>
     </w:pPr>
+    <w:r>
+      <w:tab/>
+    </w:r>
   </w:p>
 </w:hdr>
 </file>
 
 <file path=word/numbering.xml><?xml version="1.0" encoding="utf-8"?>
-<w:numbering xmlns:wpc="http://schemas.microsoft.com/office/word/2010/wordprocessingCanvas" xmlns:cx="http://schemas.microsoft.com/office/drawing/2014/chartex" xmlns:cx1="http://schemas.microsoft.com/office/drawing/2015/9/8/chartex" xmlns:cx2="http://schemas.microsoft.com/office/drawing/2015/10/21/chartex" xmlns:cx3="http://schemas.microsoft.com/office/drawing/2016/5/9/chartex" xmlns:cx4="http://schemas.microsoft.com/office/drawing/2016/5/10/chartex" xmlns:cx5="http://schemas.microsoft.com/office/drawing/2016/5/11/chartex" xmlns:cx6="http://schemas.microsoft.com/office/drawing/2016/5/12/chartex" xmlns:cx7="http://schemas.microsoft.com/office/drawing/2016/5/13/chartex" xmlns:cx8="http://schemas.microsoft.com/office/drawing/2016/5/14/chartex" xmlns:mc="http://schemas.openxmlformats.org/markup-compatibility/2006" xmlns:aink="http://schemas.microsoft.com/office/drawing/2016/ink" xmlns:am3d="http://schemas.microsoft.com/office/drawing/2017/model3d" xmlns:o="urn:schemas-microsoft-com:office:office" xmlns:oel="http://schemas.microsoft.com/office/2019/extlst" xmlns:r="http://schemas.openxmlformats.org/officeDocument/2006/relationships" xmlns:m="http://schemas.openxmlformats.org/officeDocument/2006/math" xmlns:v="urn:schemas-microsoft-com:vml" xmlns:wp14="http://schemas.microsoft.com/office/word/2010/wordprocessingDrawing" xmlns:wp="http://schemas.openxmlformats.org/drawingml/2006/wordprocessingDrawing" xmlns:w10="urn:schemas-microsoft-com:office:word" xmlns:w="http://schemas.openxmlformats.org/wordprocessingml/2006/main" xmlns:w14="http://schemas.microsoft.com/office/word/2010/wordml" xmlns:w15="http://schemas.microsoft.com/office/word/2012/wordml" xmlns:w16cex="http://schemas.microsoft.com/office/word/2018/wordml/cex" xmlns:w16cid="http://schemas.microsoft.com/office/word/2016/wordml/cid" xmlns:w16="http://schemas.microsoft.com/office/word/2018/wordml" xmlns:w16du="http://schemas.microsoft.com/office/word/2023/wordml/word16du" xmlns:w16sdtdh="http://schemas.microsoft.com/office/word/2020/wordml/sdtdatahash" xmlns:w16sdtfl="http://schemas.microsoft.com/office/word/2024/wordml/sdtformatlock" xmlns:w16se="http://schemas.microsoft.com/office/word/2015/wordml/symex" xmlns:wpg="http://schemas.microsoft.com/office/word/2010/wordprocessingGroup" xmlns:wpi="http://schemas.microsoft.com/office/word/2010/wordprocessingInk" xmlns:wne="http://schemas.microsoft.com/office/word/2006/wordml" xmlns:wps="http://schemas.microsoft.com/office/word/2010/wordprocessingShape" mc:Ignorable="w14 w15 w16se w16cid w16 w16cex w16sdtdh w16sdtfl w16du wp14">
+<w:numbering xmlns:wpc="http://schemas.microsoft.com/office/word/2010/wordprocessingCanvas" xmlns:mc="http://schemas.openxmlformats.org/markup-compatibility/2006" xmlns:o="urn:schemas-microsoft-com:office:office" xmlns:r="http://schemas.openxmlformats.org/officeDocument/2006/relationships" xmlns:m="http://schemas.openxmlformats.org/officeDocument/2006/math" xmlns:v="urn:schemas-microsoft-com:vml" xmlns:wp14="http://schemas.microsoft.com/office/word/2010/wordprocessingDrawing" xmlns:wp="http://schemas.openxmlformats.org/drawingml/2006/wordprocessingDrawing" xmlns:w10="urn:schemas-microsoft-com:office:word" xmlns:w="http://schemas.openxmlformats.org/wordprocessingml/2006/main" xmlns:w14="http://schemas.microsoft.com/office/word/2010/wordml" xmlns:w15="http://schemas.microsoft.com/office/word/2012/wordml" xmlns:wpg="http://schemas.microsoft.com/office/word/2010/wordprocessingGroup" xmlns:wpi="http://schemas.microsoft.com/office/word/2010/wordprocessingInk" xmlns:wne="http://schemas.microsoft.com/office/word/2006/wordml" xmlns:wps="http://schemas.microsoft.com/office/word/2010/wordprocessingShape" mc:Ignorable="w14 w15 wp14">
   <w:abstractNum w:abstractNumId="0" w15:restartNumberingAfterBreak="0">
     <w:nsid w:val="00000001"/>
     <w:multiLevelType w:val="hybridMultilevel"/>
@@ -3979,26 +3949,26 @@
       </w:rPr>
     </w:lvl>
   </w:abstractNum>
-  <w:num w:numId="1" w16cid:durableId="1020206878">
+  <w:num w:numId="1">
     <w:abstractNumId w:val="0"/>
   </w:num>
-  <w:num w:numId="2" w16cid:durableId="147329581">
+  <w:num w:numId="2">
     <w:abstractNumId w:val="4"/>
   </w:num>
-  <w:num w:numId="3" w16cid:durableId="543374747">
+  <w:num w:numId="3">
     <w:abstractNumId w:val="2"/>
   </w:num>
-  <w:num w:numId="4" w16cid:durableId="311569821">
+  <w:num w:numId="4">
     <w:abstractNumId w:val="1"/>
   </w:num>
-  <w:num w:numId="5" w16cid:durableId="517548422">
+  <w:num w:numId="5">
     <w:abstractNumId w:val="3"/>
   </w:num>
 </w:numbering>
 </file>
 
 <file path=word/styles.xml><?xml version="1.0" encoding="utf-8"?>
-<w:styles xmlns:mc="http://schemas.openxmlformats.org/markup-compatibility/2006" xmlns:r="http://schemas.openxmlformats.org/officeDocument/2006/relationships" xmlns:w="http://schemas.openxmlformats.org/wordprocessingml/2006/main" xmlns:w14="http://schemas.microsoft.com/office/word/2010/wordml" xmlns:w15="http://schemas.microsoft.com/office/word/2012/wordml" xmlns:w16cex="http://schemas.microsoft.com/office/word/2018/wordml/cex" xmlns:w16cid="http://schemas.microsoft.com/office/word/2016/wordml/cid" xmlns:w16="http://schemas.microsoft.com/office/word/2018/wordml" xmlns:w16du="http://schemas.microsoft.com/office/word/2023/wordml/word16du" xmlns:w16sdtdh="http://schemas.microsoft.com/office/word/2020/wordml/sdtdatahash" xmlns:w16sdtfl="http://schemas.microsoft.com/office/word/2024/wordml/sdtformatlock" xmlns:w16se="http://schemas.microsoft.com/office/word/2015/wordml/symex" mc:Ignorable="w14 w15 w16se w16cid w16 w16cex w16sdtdh w16sdtfl w16du">
+<w:styles xmlns:mc="http://schemas.openxmlformats.org/markup-compatibility/2006" xmlns:r="http://schemas.openxmlformats.org/officeDocument/2006/relationships" xmlns:w="http://schemas.openxmlformats.org/wordprocessingml/2006/main" xmlns:w14="http://schemas.microsoft.com/office/word/2010/wordml" xmlns:w15="http://schemas.microsoft.com/office/word/2012/wordml" mc:Ignorable="w14 w15">
   <w:docDefaults>
     <w:rPrDefault>
       <w:rPr>
@@ -4016,7 +3986,7 @@
       </w:pPr>
     </w:pPrDefault>
   </w:docDefaults>
-  <w:latentStyles w:defLockedState="0" w:defUIPriority="99" w:defSemiHidden="0" w:defUnhideWhenUsed="0" w:defQFormat="0" w:count="376">
+  <w:latentStyles w:defLockedState="0" w:defUIPriority="99" w:defSemiHidden="0" w:defUnhideWhenUsed="0" w:defQFormat="0" w:count="371">
     <w:lsdException w:name="Normal" w:uiPriority="0" w:qFormat="1"/>
     <w:lsdException w:name="heading 1" w:uiPriority="9" w:qFormat="1"/>
     <w:lsdException w:name="heading 2" w:semiHidden="1" w:uiPriority="9" w:unhideWhenUsed="1" w:qFormat="1"/>
@@ -4388,11 +4358,6 @@
     <w:lsdException w:name="List Table 5 Dark Accent 6" w:uiPriority="50"/>
     <w:lsdException w:name="List Table 6 Colorful Accent 6" w:uiPriority="51"/>
     <w:lsdException w:name="List Table 7 Colorful Accent 6" w:uiPriority="52"/>
-    <w:lsdException w:name="Mention" w:semiHidden="1" w:unhideWhenUsed="1"/>
-    <w:lsdException w:name="Smart Hyperlink" w:semiHidden="1" w:unhideWhenUsed="1"/>
-    <w:lsdException w:name="Hashtag" w:semiHidden="1" w:unhideWhenUsed="1"/>
-    <w:lsdException w:name="Unresolved Mention" w:semiHidden="1" w:unhideWhenUsed="1"/>
-    <w:lsdException w:name="Smart Link" w:semiHidden="1" w:unhideWhenUsed="1"/>
   </w:latentStyles>
   <w:style w:type="paragraph" w:default="1" w:styleId="Normal">
     <w:name w:val="Normal"/>
@@ -5349,7 +5314,7 @@
 </file>
 
 <file path=customXml/itemProps1.xml><?xml version="1.0" encoding="utf-8"?>
-<ds:datastoreItem xmlns:ds="http://schemas.openxmlformats.org/officeDocument/2006/customXml" ds:itemID="{14D391E5-C3A8-478B-A10C-63099430B0C6}">
+<ds:datastoreItem xmlns:ds="http://schemas.openxmlformats.org/officeDocument/2006/customXml" ds:itemID="{3D2DFF0A-F0BC-4891-A8E0-20C4991F6CFB}">
   <ds:schemaRefs>
     <ds:schemaRef ds:uri="http://schemas.openxmlformats.org/officeDocument/2006/bibliography"/>
   </ds:schemaRefs>
